--- a/History/chapters/15 - Gold, Salt, and Stone - The Kingdoms of Africa.docx
+++ b/History/chapters/15 - Gold, Salt, and Stone - The Kingdoms of Africa.docx
@@ -94,7 +94,7 @@
         <w:spacing w:after="200"/>
       </w:pPr>
       <w:r>
-        <w:t xml:space="preserve">And in the forests of what is now Nigeria, the kingdom of Benin produced, from the 16th century onward, some of the finest cast-metal art in the world. In 1897 a British military expedition burned Benin City and carried off thousands of its bronze and ivory works, which were sold, dispersed, and displayed in museums across Europe and America. Whether and how they should go home remains a live argument, and some have begun to.</w:t>
+        <w:t xml:space="preserve">And in the forests of what is now Nigeria, the kingdom of Benin produced, from at least the 13th century and most famously in the 16th, some of the finest cast-metal art in the world. In 1897 a British military expedition burned Benin City and carried off thousands of its bronze and ivory works, which were sold, dispersed, and displayed in museums across Europe and America. Whether and how they should go home remains a live argument, and some have begun to.</w:t>
       </w:r>
     </w:p>
     <w:p>
